--- a/Explanation_Secure_Task_Manager.docx
+++ b/Explanation_Secure_Task_Manager.docx
@@ -384,7 +384,7 @@
           <w:sz w:val="22"/>
           <w:szCs w:val="22"/>
         </w:rPr>
-        <w:t xml:space="preserve">keeps the constants (the "Task cannot be empty" message, the task states, and the three sample tasks), generates unique task IDs such as task-1, and calculates the total, pending, and completed counts from an array of states.</w:t>
+        <w:t xml:space="preserve">keeps the three sample tasks, generates unique task IDs such as task-1, and calculates the total, pending, and completed counts from an array of states.</w:t>
       </w:r>
     </w:p>
     <w:p>
@@ -444,7 +444,7 @@
           <w:sz w:val="22"/>
           <w:szCs w:val="22"/>
         </w:rPr>
-        <w:t xml:space="preserve">stores the references to the page elements and handles what the user sees: showing or clearing the message, clearing the input, and showing the counts.</w:t>
+        <w:t xml:space="preserve">handles what the user sees: showing or clearing the message, clearing the input, and showing the counts. It receives the page elements as arguments.</w:t>
       </w:r>
     </w:p>
     <w:p>
@@ -474,7 +474,7 @@
           <w:sz w:val="22"/>
           <w:szCs w:val="22"/>
         </w:rPr>
-        <w:t xml:space="preserve">the main module. It contains the nine required functions, attaches the event listeners, and connects the other three modules using import statements.</w:t>
+        <w:t xml:space="preserve">the main module. It selects and stores the page elements, contains the nine required functions, attaches the event listeners, and connects the other three modules using import statements.</w:t>
       </w:r>
     </w:p>
     <w:p>
@@ -1001,7 +1001,7 @@
           <w:sz w:val="22"/>
           <w:szCs w:val="22"/>
         </w:rPr>
-        <w:t xml:space="preserve">Objects: the TASK_STATES constant, the elements object, and the counts object returned by calculateCounts().</w:t>
+        <w:t xml:space="preserve">Objects: the countElements object that groups the three count displays, and the counts object returned by calculateCounts().</w:t>
       </w:r>
     </w:p>
     <w:p>
@@ -1041,7 +1041,7 @@
           <w:sz w:val="22"/>
           <w:szCs w:val="22"/>
         </w:rPr>
-        <w:t xml:space="preserve">Destructuring: const { taskInput, addTaskBtn, loadSamplesBtn, taskList } = elements; and renderCounts({ total, pending, completed }).</w:t>
+        <w:t xml:space="preserve">Destructuring: renderCounts(countElements, { total, pending, completed }) unpacks the counts object in its parameter list.</w:t>
       </w:r>
     </w:p>
     <w:p>
